--- a/klagomål/A 2486-2026 FSC-klagomål.docx
+++ b/klagomål/A 2486-2026 FSC-klagomål.docx
@@ -1151,7 +1151,7 @@
     <w:r>
       <w:tab/>
       <w:tab/>
-      <w:t>2026-02-13</w:t>
+      <w:t>2026-02-17</w:t>
       <w:br/>
       <w:br/>
     </w:r>

--- a/klagomål/A 2486-2026 FSC-klagomål.docx
+++ b/klagomål/A 2486-2026 FSC-klagomål.docx
@@ -1151,7 +1151,7 @@
     <w:r>
       <w:tab/>
       <w:tab/>
-      <w:t>2026-02-17</w:t>
+      <w:t>2026-02-19</w:t>
       <w:br/>
       <w:br/>
     </w:r>

--- a/klagomål/A 2486-2026 FSC-klagomål.docx
+++ b/klagomål/A 2486-2026 FSC-klagomål.docx
@@ -1151,7 +1151,7 @@
     <w:r>
       <w:tab/>
       <w:tab/>
-      <w:t>2026-02-19</w:t>
+      <w:t>2026-02-20</w:t>
       <w:br/>
       <w:br/>
     </w:r>

--- a/klagomål/A 2486-2026 FSC-klagomål.docx
+++ b/klagomål/A 2486-2026 FSC-klagomål.docx
@@ -1151,7 +1151,7 @@
     <w:r>
       <w:tab/>
       <w:tab/>
-      <w:t>2026-02-20</w:t>
+      <w:t>2026-02-21</w:t>
       <w:br/>
       <w:br/>
     </w:r>

--- a/klagomål/A 2486-2026 FSC-klagomål.docx
+++ b/klagomål/A 2486-2026 FSC-klagomål.docx
@@ -1151,7 +1151,7 @@
     <w:r>
       <w:tab/>
       <w:tab/>
-      <w:t>2026-02-21</w:t>
+      <w:t>2026-02-22</w:t>
       <w:br/>
       <w:br/>
     </w:r>

--- a/klagomål/A 2486-2026 FSC-klagomål.docx
+++ b/klagomål/A 2486-2026 FSC-klagomål.docx
@@ -1151,7 +1151,7 @@
     <w:r>
       <w:tab/>
       <w:tab/>
-      <w:t>2026-02-22</w:t>
+      <w:t>2026-02-23</w:t>
       <w:br/>
       <w:br/>
     </w:r>

--- a/klagomål/A 2486-2026 FSC-klagomål.docx
+++ b/klagomål/A 2486-2026 FSC-klagomål.docx
@@ -1151,7 +1151,7 @@
     <w:r>
       <w:tab/>
       <w:tab/>
-      <w:t>2026-02-23</w:t>
+      <w:t>2026-02-24</w:t>
       <w:br/>
       <w:br/>
     </w:r>

--- a/klagomål/A 2486-2026 FSC-klagomål.docx
+++ b/klagomål/A 2486-2026 FSC-klagomål.docx
@@ -1151,7 +1151,7 @@
     <w:r>
       <w:tab/>
       <w:tab/>
-      <w:t>2026-02-24</w:t>
+      <w:t>2026-02-25</w:t>
       <w:br/>
       <w:br/>
     </w:r>

--- a/klagomål/A 2486-2026 FSC-klagomål.docx
+++ b/klagomål/A 2486-2026 FSC-klagomål.docx
@@ -1151,7 +1151,7 @@
     <w:r>
       <w:tab/>
       <w:tab/>
-      <w:t>2026-02-25</w:t>
+      <w:t>2026-02-26</w:t>
       <w:br/>
       <w:br/>
     </w:r>
